--- a/data/employees/EMP028/AST-EMP028-03.docx
+++ b/data/employees/EMP028/AST-EMP028-03.docx
@@ -7,10 +7,7 @@
         <w:pStyle w:val="Heading1"/>
       </w:pPr>
       <w:r>
-        <w:rPr>
-          <w:sz w:val="36"/>
-        </w:rPr>
-        <w:t>Design specification - EMP028</w:t>
+        <w:t>Ast Emp028 03 - EMP028</w:t>
       </w:r>
     </w:p>
     <w:p>
@@ -18,130 +15,32 @@
         <w:pStyle w:val="Heading2"/>
       </w:pPr>
       <w:r>
-        <w:t>Document Metadata</w:t>
-      </w:r>
-    </w:p>
-    <w:tbl>
-      <w:tblPr>
-        <w:tblStyle w:val="TableGrid"/>
-        <w:tblW w:type="auto" w:w="0"/>
-        <w:tblLook w:firstColumn="1" w:firstRow="1" w:lastColumn="0" w:lastRow="0" w:noHBand="0" w:noVBand="1" w:val="04A0"/>
-      </w:tblPr>
-      <w:tblGrid>
-        <w:gridCol w:w="4320"/>
-        <w:gridCol w:w="4320"/>
-      </w:tblGrid>
-      <w:tr>
-        <w:tc>
-          <w:tcPr>
-            <w:tcW w:type="dxa" w:w="4320"/>
-          </w:tcPr>
-          <w:p>
-            <w:r>
-              <w:t>Author</w:t>
-            </w:r>
-          </w:p>
-        </w:tc>
-        <w:tc>
-          <w:tcPr>
-            <w:tcW w:type="dxa" w:w="4320"/>
-          </w:tcPr>
-          <w:p>
-            <w:r>
-              <w:t>Jamie Brown</w:t>
-            </w:r>
-          </w:p>
-        </w:tc>
-      </w:tr>
-      <w:tr>
-        <w:tc>
-          <w:tcPr>
-            <w:tcW w:type="dxa" w:w="4320"/>
-          </w:tcPr>
-          <w:p>
-            <w:r>
-              <w:t>Role / Department</w:t>
-            </w:r>
-          </w:p>
-        </w:tc>
-        <w:tc>
-          <w:tcPr>
-            <w:tcW w:type="dxa" w:w="4320"/>
-          </w:tcPr>
-          <w:p>
-            <w:r>
-              <w:t>Analyst | Finance</w:t>
-            </w:r>
-          </w:p>
-        </w:tc>
-      </w:tr>
-      <w:tr>
-        <w:tc>
-          <w:tcPr>
-            <w:tcW w:type="dxa" w:w="4320"/>
-          </w:tcPr>
-          <w:p>
-            <w:r>
-              <w:t>Location</w:t>
-            </w:r>
-          </w:p>
-        </w:tc>
-        <w:tc>
-          <w:tcPr>
-            <w:tcW w:type="dxa" w:w="4320"/>
-          </w:tcPr>
-          <w:p>
-            <w:r>
-              <w:t>Bengaluru</w:t>
-            </w:r>
-          </w:p>
-        </w:tc>
-      </w:tr>
-      <w:tr>
-        <w:tc>
-          <w:tcPr>
-            <w:tcW w:type="dxa" w:w="4320"/>
-          </w:tcPr>
-          <w:p>
-            <w:r>
-              <w:t>Last Modified</w:t>
-            </w:r>
-          </w:p>
-        </w:tc>
-        <w:tc>
-          <w:tcPr>
-            <w:tcW w:type="dxa" w:w="4320"/>
-          </w:tcPr>
-          <w:p>
-            <w:r>
-              <w:t>2025-02-01</w:t>
-            </w:r>
-          </w:p>
-        </w:tc>
-      </w:tr>
-    </w:tbl>
-    <w:p/>
-    <w:p>
-      <w:pPr>
-        <w:pStyle w:val="Heading2"/>
-      </w:pPr>
-      <w:r>
-        <w:t>Specification</w:t>
+        <w:t>Page 1</w:t>
       </w:r>
     </w:p>
     <w:p>
       <w:r>
-        <w:t>Design Specification: Automated P&amp;L Reporting Module</w:t>
+        <w:t>Section 1: Fabric semantic model planning. EMP028 contributes to ast emp028 03 through recurring collaboration, clear ownership boundaries, and measurable outcomes. The team captures decisions, open issues, and handoffs so that knowledge remains discoverable for future programs.</w:t>
       </w:r>
     </w:p>
     <w:p>
       <w:r>
-        <w:t>Version: 3.0</w:t>
+        <w:t>Section 2: Quarterly delivery milestones. EMP028 contributes to ast emp028 03 through recurring collaboration, clear ownership boundaries, and measurable outcomes. The team captures decisions, open issues, and handoffs so that knowledge remains discoverable for future programs.</w:t>
       </w:r>
     </w:p>
     <w:p>
       <w:r>
-        <w:t>This specification details the design of the automated profit and loss reporting pipeline. Source data is extracted from the ERP system nightly. Transformations are applied in the Fabric dataflow and results published to the Power BI semantic model by 06:00 daily.</w:t>
+        <w:t>Section 3: Fabric semantic model planning. EMP028 contributes to ast emp028 03 through recurring collaboration, clear ownership boundaries, and measurable outcomes. The team captures decisions, open issues, and handoffs so that knowledge remains discoverable for future programs.</w:t>
+      </w:r>
+    </w:p>
+    <w:p>
+      <w:r>
+        <w:t>Section 4: Automation backlog refinement. EMP028 contributes to ast emp028 03 through recurring collaboration, clear ownership boundaries, and measurable outcomes. The team captures decisions, open issues, and handoffs so that knowledge remains discoverable for future programs.</w:t>
+      </w:r>
+    </w:p>
+    <w:p>
+      <w:r>
+        <w:br w:type="page"/>
       </w:r>
     </w:p>
     <w:p>
@@ -149,12 +48,60 @@
         <w:pStyle w:val="Heading2"/>
       </w:pPr>
       <w:r>
-        <w:t>Author Competencies</w:t>
+        <w:t>Page 2</w:t>
       </w:r>
     </w:p>
     <w:p>
       <w:r>
-        <w:t>SQL, Power BI, Fabric, MLOps</w:t>
+        <w:t>Section 1: Automation backlog refinement. EMP028 contributes to ast emp028 03 through recurring collaboration, clear ownership boundaries, and measurable outcomes. The team captures decisions, open issues, and handoffs so that knowledge remains discoverable for future programs.</w:t>
+      </w:r>
+    </w:p>
+    <w:p>
+      <w:r>
+        <w:t>Section 2: Data quality remediation. EMP028 contributes to ast emp028 03 through recurring collaboration, clear ownership boundaries, and measurable outcomes. The team captures decisions, open issues, and handoffs so that knowledge remains discoverable for future programs.</w:t>
+      </w:r>
+    </w:p>
+    <w:p>
+      <w:r>
+        <w:t>Section 3: Operational risk review. EMP028 contributes to ast emp028 03 through recurring collaboration, clear ownership boundaries, and measurable outcomes. The team captures decisions, open issues, and handoffs so that knowledge remains discoverable for future programs.</w:t>
+      </w:r>
+    </w:p>
+    <w:p>
+      <w:r>
+        <w:t>Section 4: Automation backlog refinement. EMP028 contributes to ast emp028 03 through recurring collaboration, clear ownership boundaries, and measurable outcomes. The team captures decisions, open issues, and handoffs so that knowledge remains discoverable for future programs.</w:t>
+      </w:r>
+    </w:p>
+    <w:p>
+      <w:r>
+        <w:br w:type="page"/>
+      </w:r>
+    </w:p>
+    <w:p>
+      <w:pPr>
+        <w:pStyle w:val="Heading2"/>
+      </w:pPr>
+      <w:r>
+        <w:t>Page 3</w:t>
+      </w:r>
+    </w:p>
+    <w:p>
+      <w:r>
+        <w:t>Section 1: Automation backlog refinement. EMP028 contributes to ast emp028 03 through recurring collaboration, clear ownership boundaries, and measurable outcomes. The team captures decisions, open issues, and handoffs so that knowledge remains discoverable for future programs.</w:t>
+      </w:r>
+    </w:p>
+    <w:p>
+      <w:r>
+        <w:t>Section 2: Customer escalation analysis. EMP028 contributes to ast emp028 03 through recurring collaboration, clear ownership boundaries, and measurable outcomes. The team captures decisions, open issues, and handoffs so that knowledge remains discoverable for future programs.</w:t>
+      </w:r>
+    </w:p>
+    <w:p>
+      <w:r>
+        <w:t>Section 3: Automation backlog refinement. EMP028 contributes to ast emp028 03 through recurring collaboration, clear ownership boundaries, and measurable outcomes. The team captures decisions, open issues, and handoffs so that knowledge remains discoverable for future programs.</w:t>
+      </w:r>
+    </w:p>
+    <w:p>
+      <w:r>
+        <w:t>Section 4: Quarterly delivery milestones. EMP028 contributes to ast emp028 03 through recurring collaboration, clear ownership boundaries, and measurable outcomes. The team captures decisions, open issues, and handoffs so that knowledge remains discoverable for future programs.</w:t>
       </w:r>
     </w:p>
     <w:sectPr>
